--- a/docs/internal-test/装修服务内测-角色-设计师.docx
+++ b/docs/internal-test/装修服务内测-角色-设计师.docx
@@ -402,7 +402,7 @@
           <w:color w:val="1F2A26"/>
           <w:sz w:val="22"/>
         </w:rPr>
-        <w:t>（不是介绍人码）</w:t>
+        <w:t>（不是推广人码）</w:t>
       </w:r>
     </w:p>
     <w:p>
